--- a/pr-preview/pr-611/vignettes/methodology.docx
+++ b/pr-preview/pr-611/vignettes/methodology.docx
@@ -3733,64 +3733,70 @@
               </m:r>
             </m:sup>
             <m:e>
+              <m:r>
+                <m:t>​</m:t>
+              </m:r>
+            </m:e>
+          </m:nary>
+          <m:d>
+            <m:dPr>
+              <m:begChr m:val="("/>
+              <m:sepChr m:val=""/>
+              <m:endChr m:val=")"/>
+              <m:grow/>
+            </m:dPr>
+            <m:e>
+              <m:r>
+                <m:rPr>
+                  <m:sty m:val="p"/>
+                </m:rPr>
+                <m:t>log</m:t>
+              </m:r>
+              <m:r>
+                <m:t>​</m:t>
+              </m:r>
               <m:d>
                 <m:dPr>
-                  <m:begChr m:val="("/>
+                  <m:begChr m:val="{"/>
                   <m:sepChr m:val=""/>
-                  <m:endChr m:val=")"/>
+                  <m:endChr m:val="}"/>
                   <m:grow/>
                 </m:dPr>
                 <m:e>
                   <m:r>
-                    <m:rPr>
-                      <m:sty m:val="p"/>
-                    </m:rPr>
-                    <m:t>log</m:t>
-                  </m:r>
-                  <m:r>
-                    <m:t>​</m:t>
-                  </m:r>
-                  <m:d>
-                    <m:dPr>
-                      <m:begChr m:val="{"/>
-                      <m:sepChr m:val=""/>
-                      <m:endChr m:val="}"/>
-                      <m:grow/>
-                    </m:dPr>
-                    <m:e>
-                      <m:r>
-                        <m:t>λ</m:t>
-                      </m:r>
-                    </m:e>
-                  </m:d>
-                  <m:r>
-                    <m:t>​</m:t>
-                  </m:r>
-                  <m:r>
-                    <m:rPr>
-                      <m:sty m:val="p"/>
-                    </m:rPr>
-                    <m:t>−</m:t>
-                  </m:r>
-                  <m:r>
                     <m:t>λ</m:t>
                   </m:r>
-                  <m:sSub>
-                    <m:e>
-                      <m:r>
-                        <m:t>t</m:t>
-                      </m:r>
-                    </m:e>
-                    <m:sub>
-                      <m:r>
-                        <m:t>i</m:t>
-                      </m:r>
-                    </m:sub>
-                  </m:sSub>
                 </m:e>
               </m:d>
+              <m:r>
+                <m:t>​</m:t>
+              </m:r>
+              <m:r>
+                <m:rPr>
+                  <m:sty m:val="p"/>
+                </m:rPr>
+                <m:t>−</m:t>
+              </m:r>
+              <m:r>
+                <m:t>λ</m:t>
+              </m:r>
+              <m:sSub>
+                <m:e>
+                  <m:r>
+                    <m:t>t</m:t>
+                  </m:r>
+                </m:e>
+                <m:sub>
+                  <m:r>
+                    <m:t>i</m:t>
+                  </m:r>
+                </m:sub>
+              </m:sSub>
             </m:e>
-          </m:nary>
+          </m:d>
+          <m:r>
+            <m:t>​</m:t>
+          </m:r>
         </m:oMath>
       </m:oMathPara>
     </w:p>
@@ -3894,70 +3900,76 @@
               </m:r>
             </m:sup>
             <m:e>
-              <m:d>
-                <m:dPr>
-                  <m:begChr m:val="("/>
-                  <m:sepChr m:val=""/>
-                  <m:endChr m:val=")"/>
-                  <m:grow/>
-                </m:dPr>
+              <m:r>
+                <m:t>​</m:t>
+              </m:r>
+            </m:e>
+          </m:nary>
+          <m:d>
+            <m:dPr>
+              <m:begChr m:val="("/>
+              <m:sepChr m:val=""/>
+              <m:endChr m:val=")"/>
+              <m:grow/>
+            </m:dPr>
+            <m:e>
+              <m:r>
+                <m:t>​</m:t>
+              </m:r>
+              <m:sSup>
                 <m:e>
-                  <m:r>
-                    <m:t>​</m:t>
-                  </m:r>
-                  <m:sSup>
+                  <m:d>
+                    <m:dPr>
+                      <m:begChr m:val="("/>
+                      <m:sepChr m:val=""/>
+                      <m:endChr m:val=")"/>
+                      <m:grow/>
+                    </m:dPr>
                     <m:e>
-                      <m:d>
-                        <m:dPr>
-                          <m:begChr m:val="("/>
-                          <m:sepChr m:val=""/>
-                          <m:endChr m:val=")"/>
-                          <m:grow/>
-                        </m:dPr>
-                        <m:e>
-                          <m:r>
-                            <m:t>λ</m:t>
-                          </m:r>
-                        </m:e>
-                      </m:d>
+                      <m:r>
+                        <m:t>λ</m:t>
+                      </m:r>
                     </m:e>
-                    <m:sup>
-                      <m:r>
-                        <m:rPr>
-                          <m:sty m:val="p"/>
-                        </m:rPr>
-                        <m:t>−</m:t>
-                      </m:r>
-                      <m:r>
-                        <m:t>1</m:t>
-                      </m:r>
-                    </m:sup>
-                  </m:sSup>
-                  <m:r>
-                    <m:t>​</m:t>
-                  </m:r>
+                  </m:d>
+                </m:e>
+                <m:sup>
                   <m:r>
                     <m:rPr>
                       <m:sty m:val="p"/>
                     </m:rPr>
                     <m:t>−</m:t>
                   </m:r>
-                  <m:sSub>
-                    <m:e>
-                      <m:r>
-                        <m:t>t</m:t>
-                      </m:r>
-                    </m:e>
-                    <m:sub>
-                      <m:r>
-                        <m:t>i</m:t>
-                      </m:r>
-                    </m:sub>
-                  </m:sSub>
+                  <m:r>
+                    <m:t>1</m:t>
+                  </m:r>
+                </m:sup>
+              </m:sSup>
+              <m:r>
+                <m:t>​</m:t>
+              </m:r>
+              <m:r>
+                <m:rPr>
+                  <m:sty m:val="p"/>
+                </m:rPr>
+                <m:t>−</m:t>
+              </m:r>
+              <m:sSub>
+                <m:e>
+                  <m:r>
+                    <m:t>t</m:t>
+                  </m:r>
                 </m:e>
-              </m:d>
+                <m:sub>
+                  <m:r>
+                    <m:t>i</m:t>
+                  </m:r>
+                </m:sub>
+              </m:sSub>
             </m:e>
-          </m:nary>
+          </m:d>
+          <m:r>
+            <m:t>​</m:t>
+          </m:r>
         </m:oMath>
       </m:oMathPara>
     </w:p>
